--- a/testakten/nachehelicher-unterhalt-befristung-1578b-muenster/08_abaenderung_und_befristungsbegehren.docx
+++ b/testakten/nachehelicher-unterhalt-befristung-1578b-muenster/08_abaenderung_und_befristungsbegehren.docx
@@ -29,7 +29,7 @@
         <w:jc w:val="left"/>
       </w:pPr>
       <w:r>
-        <w:t>Da der Unterhalt auf einem gerichtlich protokollierten Vergleich beruht, ist der statthafte Rechtsbehelf der Abänderungsantrag nach § 239 FamFG in Verbindung mit den materiellen Voraussetzungen des § 1578b BGB. Beruhte der Titel auf einem Beschluss, wäre § 238 FamFG einschlägig. Die genaue Einordnung des Titels als Vergleich oder Beschluss ist nach dem Protokoll zu prüfen; bis zur Klärung wird vom Vergleich ausgegangen.</w:t>
+        <w:t>Da der Unterhalt auf einem gerichtlich protokollierten Vergleich beruht, ist der statthafte Rechtsbehelf der Abänderungsantrag nach Paragraf 239 FamFG in Verbindung mit den materiellen Voraussetzungen des Paragrafen 1578b BGB. Beruhte der Titel auf einem Beschluss, wäre Paragraf 238 FamFG einschlägig. Die genaue Einordnung des Titels als Vergleich oder Beschluss ist nach dem Protokoll zu prüfen; bis zur Klärung wird vom Vergleich ausgegangen.</w:t>
       </w:r>
     </w:p>
     <w:p>
@@ -48,7 +48,7 @@
         <w:jc w:val="left"/>
       </w:pPr>
       <w:r>
-        <w:t>Beantragt werden soll die Herabsetzung des nachehelichen Unterhalts und seine zeitliche Begrenzung. § 1578b BGB kennt zwei Rechtsfolgen, die einzeln oder kumulativ in Betracht kommen.</w:t>
+        <w:t>Beantragt werden soll die Herabsetzung des nachehelichen Unterhalts und seine zeitliche Begrenzung. Paragraf 1578b BGB kennt zwei Rechtsfolgen, die einzeln oder kumulativ in Betracht kommen.</w:t>
       </w:r>
     </w:p>
     <w:p>
@@ -56,7 +56,7 @@
         <w:jc w:val="left"/>
       </w:pPr>
       <w:r>
-        <w:t>2.1 Herabsetzung nach § 1578b Abs. 1 BGB. Der Unterhalt wird vom Maßstab der ehelichen Lebensverhältnisse auf den angemessenen Lebensbedarf abgesenkt, soweit ein an den ehelichen Lebensverhältnissen orientierter Unterhalt unbillig wäre.</w:t>
+        <w:t>2.1 Herabsetzung nach Paragraf 1578b Abs. 1 BGB. Der Unterhalt wird vom Maßstab der ehelichen Lebensverhältnisse auf den angemessenen Lebensbedarf abgesenkt, soweit ein an den ehelichen Lebensverhältnissen orientierter Unterhalt unbillig wäre.</w:t>
       </w:r>
     </w:p>
     <w:p>
@@ -64,7 +64,7 @@
         <w:jc w:val="left"/>
       </w:pPr>
       <w:r>
-        <w:t>2.2 Befristung nach § 1578b Abs. 2 BGB. Der Unterhalt wird zeitlich begrenzt, soweit ein zeitlich unbegrenzter Unterhalt unbillig wäre.</w:t>
+        <w:t>2.2 Befristung nach Paragraf 1578b Abs. 2 BGB. Der Unterhalt wird zeitlich begrenzt, soweit ein zeitlich unbegrenzter Unterhalt unbillig wäre.</w:t>
       </w:r>
     </w:p>
     <w:p>
